--- a/Banco de Dados/Arquitetura de dados analitica/atividade20260318/Atividade 04 Respostas.docx
+++ b/Banco de Dados/Arquitetura de dados analitica/atividade20260318/Atividade 04 Respostas.docx
@@ -34,18 +34,395 @@
           <w:sz w:val="24"/>
           <w:szCs w:val="24"/>
         </w:rPr>
-        <w:t xml:space="preserve">Alunos: Caio Neves, João Matheus, Gabriel Leonel, Lucas </w:t>
-      </w:r>
-      <w:proofErr w:type="spellStart"/>
-      <w:r>
-        <w:rPr>
-          <w:rFonts w:ascii="Arial" w:hAnsi="Arial" w:cs="Arial"/>
-          <w:sz w:val="24"/>
-          <w:szCs w:val="24"/>
-        </w:rPr>
-        <w:t>Winicius</w:t>
-      </w:r>
-      <w:proofErr w:type="spellEnd"/>
+        <w:t>Alunos: Caio Neves, João Matheus, Gabriel Leonel, Lucas Winicius.</w:t>
+      </w:r>
+    </w:p>
+    <w:p>
+      <w:pPr>
+        <w:rPr>
+          <w:rFonts w:ascii="Arial" w:hAnsi="Arial" w:cs="Arial"/>
+          <w:sz w:val="24"/>
+          <w:szCs w:val="24"/>
+        </w:rPr>
+      </w:pPr>
+      <w:r>
+        <w:rPr>
+          <w:rFonts w:ascii="Arial" w:hAnsi="Arial" w:cs="Arial"/>
+          <w:sz w:val="24"/>
+          <w:szCs w:val="24"/>
+        </w:rPr>
+        <w:t>1. Existe algum filtro aplicado?</w:t>
+      </w:r>
+    </w:p>
+    <w:p>
+      <w:pPr>
+        <w:rPr>
+          <w:rFonts w:ascii="Arial" w:hAnsi="Arial" w:cs="Arial"/>
+          <w:sz w:val="24"/>
+          <w:szCs w:val="24"/>
+        </w:rPr>
+      </w:pPr>
+      <w:r>
+        <w:rPr>
+          <w:rFonts w:ascii="Arial" w:hAnsi="Arial" w:cs="Arial"/>
+          <w:sz w:val="24"/>
+          <w:szCs w:val="24"/>
+        </w:rPr>
+        <w:t>Resposta: Não existe filtro explícito aplicado.</w:t>
+      </w:r>
+      <w:r>
+        <w:rPr>
+          <w:rFonts w:ascii="Arial" w:hAnsi="Arial" w:cs="Arial"/>
+          <w:sz w:val="24"/>
+          <w:szCs w:val="24"/>
+        </w:rPr>
+        <w:t xml:space="preserve"> </w:t>
+      </w:r>
+      <w:r>
+        <w:rPr>
+          <w:rFonts w:ascii="Arial" w:hAnsi="Arial" w:cs="Arial"/>
+          <w:sz w:val="24"/>
+          <w:szCs w:val="24"/>
+        </w:rPr>
+        <w:t>Em MDX, filtros normalmente aparecem com</w:t>
+      </w:r>
+      <w:r>
+        <w:rPr>
+          <w:rFonts w:ascii="Arial" w:hAnsi="Arial" w:cs="Arial"/>
+          <w:sz w:val="24"/>
+          <w:szCs w:val="24"/>
+        </w:rPr>
+        <w:t xml:space="preserve"> </w:t>
+      </w:r>
+      <w:r>
+        <w:rPr>
+          <w:rFonts w:ascii="Arial" w:hAnsi="Arial" w:cs="Arial"/>
+          <w:sz w:val="24"/>
+          <w:szCs w:val="24"/>
+        </w:rPr>
+        <w:t>WHERE</w:t>
+      </w:r>
+    </w:p>
+    <w:p>
+      <w:pPr>
+        <w:rPr>
+          <w:rFonts w:ascii="Arial" w:hAnsi="Arial" w:cs="Arial"/>
+          <w:sz w:val="24"/>
+          <w:szCs w:val="24"/>
+        </w:rPr>
+      </w:pPr>
+    </w:p>
+    <w:p>
+      <w:pPr>
+        <w:rPr>
+          <w:rFonts w:ascii="Arial" w:hAnsi="Arial" w:cs="Arial"/>
+          <w:sz w:val="24"/>
+          <w:szCs w:val="24"/>
+        </w:rPr>
+      </w:pPr>
+      <w:r>
+        <w:rPr>
+          <w:rFonts w:ascii="Arial" w:hAnsi="Arial" w:cs="Arial"/>
+          <w:sz w:val="24"/>
+          <w:szCs w:val="24"/>
+        </w:rPr>
+        <w:t>2. Quais dimensões e suas hierarquias estão sendo utilizadas?</w:t>
+      </w:r>
+    </w:p>
+    <w:p>
+      <w:pPr>
+        <w:rPr>
+          <w:rFonts w:ascii="Arial" w:hAnsi="Arial" w:cs="Arial"/>
+          <w:sz w:val="24"/>
+          <w:szCs w:val="24"/>
+        </w:rPr>
+      </w:pPr>
+      <w:r>
+        <w:rPr>
+          <w:rFonts w:ascii="Arial" w:hAnsi="Arial" w:cs="Arial"/>
+          <w:sz w:val="24"/>
+          <w:szCs w:val="24"/>
+        </w:rPr>
+        <w:t>Resposta:</w:t>
+      </w:r>
+    </w:p>
+    <w:p>
+      <w:pPr>
+        <w:rPr>
+          <w:rFonts w:ascii="Arial" w:hAnsi="Arial" w:cs="Arial"/>
+          <w:sz w:val="24"/>
+          <w:szCs w:val="24"/>
+        </w:rPr>
+      </w:pPr>
+      <w:r>
+        <w:rPr>
+          <w:rFonts w:ascii="Arial" w:hAnsi="Arial" w:cs="Arial"/>
+          <w:sz w:val="24"/>
+          <w:szCs w:val="24"/>
+        </w:rPr>
+        <w:t>Dimensão</w:t>
+      </w:r>
+      <w:r>
+        <w:rPr>
+          <w:rFonts w:ascii="Arial" w:hAnsi="Arial" w:cs="Arial"/>
+          <w:sz w:val="24"/>
+          <w:szCs w:val="24"/>
+        </w:rPr>
+        <w:tab/>
+      </w:r>
+      <w:r>
+        <w:rPr>
+          <w:rFonts w:ascii="Arial" w:hAnsi="Arial" w:cs="Arial"/>
+          <w:sz w:val="24"/>
+          <w:szCs w:val="24"/>
+        </w:rPr>
+        <w:t xml:space="preserve">         </w:t>
+      </w:r>
+      <w:r>
+        <w:rPr>
+          <w:rFonts w:ascii="Arial" w:hAnsi="Arial" w:cs="Arial"/>
+          <w:sz w:val="24"/>
+          <w:szCs w:val="24"/>
+        </w:rPr>
+        <w:t>Hierarquia</w:t>
+      </w:r>
+      <w:r>
+        <w:rPr>
+          <w:rFonts w:ascii="Arial" w:hAnsi="Arial" w:cs="Arial"/>
+          <w:sz w:val="24"/>
+          <w:szCs w:val="24"/>
+        </w:rPr>
+        <w:t xml:space="preserve">     </w:t>
+      </w:r>
+      <w:r>
+        <w:rPr>
+          <w:rFonts w:ascii="Arial" w:hAnsi="Arial" w:cs="Arial"/>
+          <w:sz w:val="24"/>
+          <w:szCs w:val="24"/>
+        </w:rPr>
+        <w:t>Nível usado</w:t>
+      </w:r>
+    </w:p>
+    <w:p>
+      <w:pPr>
+        <w:rPr>
+          <w:rFonts w:ascii="Arial" w:hAnsi="Arial" w:cs="Arial"/>
+          <w:sz w:val="24"/>
+          <w:szCs w:val="24"/>
+        </w:rPr>
+      </w:pPr>
+      <w:r>
+        <w:rPr>
+          <w:rFonts w:ascii="Arial" w:hAnsi="Arial" w:cs="Arial"/>
+          <w:sz w:val="24"/>
+          <w:szCs w:val="24"/>
+        </w:rPr>
+        <w:t>Data Realização</w:t>
+      </w:r>
+      <w:r>
+        <w:rPr>
+          <w:rFonts w:ascii="Arial" w:hAnsi="Arial" w:cs="Arial"/>
+          <w:sz w:val="24"/>
+          <w:szCs w:val="24"/>
+        </w:rPr>
+        <w:tab/>
+      </w:r>
+      <w:r>
+        <w:rPr>
+          <w:rFonts w:ascii="Arial" w:hAnsi="Arial" w:cs="Arial"/>
+          <w:sz w:val="24"/>
+          <w:szCs w:val="24"/>
+        </w:rPr>
+        <w:t xml:space="preserve">  </w:t>
+      </w:r>
+      <w:r>
+        <w:rPr>
+          <w:rFonts w:ascii="Arial" w:hAnsi="Arial" w:cs="Arial"/>
+          <w:sz w:val="24"/>
+          <w:szCs w:val="24"/>
+        </w:rPr>
+        <w:t>Ano</w:t>
+      </w:r>
+      <w:r>
+        <w:rPr>
+          <w:rFonts w:ascii="Arial" w:hAnsi="Arial" w:cs="Arial"/>
+          <w:sz w:val="24"/>
+          <w:szCs w:val="24"/>
+        </w:rPr>
+        <w:tab/>
+      </w:r>
+      <w:r>
+        <w:rPr>
+          <w:rFonts w:ascii="Arial" w:hAnsi="Arial" w:cs="Arial"/>
+          <w:sz w:val="24"/>
+          <w:szCs w:val="24"/>
+        </w:rPr>
+        <w:t xml:space="preserve">         </w:t>
+      </w:r>
+      <w:r>
+        <w:rPr>
+          <w:rFonts w:ascii="Arial" w:hAnsi="Arial" w:cs="Arial"/>
+          <w:sz w:val="24"/>
+          <w:szCs w:val="24"/>
+        </w:rPr>
+        <w:t>2026</w:t>
+      </w:r>
+    </w:p>
+    <w:p>
+      <w:pPr>
+        <w:rPr>
+          <w:rFonts w:ascii="Arial" w:hAnsi="Arial" w:cs="Arial"/>
+          <w:sz w:val="24"/>
+          <w:szCs w:val="24"/>
+        </w:rPr>
+      </w:pPr>
+      <w:r>
+        <w:rPr>
+          <w:rFonts w:ascii="Arial" w:hAnsi="Arial" w:cs="Arial"/>
+          <w:sz w:val="24"/>
+          <w:szCs w:val="24"/>
+        </w:rPr>
+        <w:t>Centro de Custos</w:t>
+      </w:r>
+      <w:r>
+        <w:rPr>
+          <w:rFonts w:ascii="Arial" w:hAnsi="Arial" w:cs="Arial"/>
+          <w:sz w:val="24"/>
+          <w:szCs w:val="24"/>
+        </w:rPr>
+        <w:tab/>
+      </w:r>
+      <w:r>
+        <w:rPr>
+          <w:rFonts w:ascii="Arial" w:hAnsi="Arial" w:cs="Arial"/>
+          <w:sz w:val="24"/>
+          <w:szCs w:val="24"/>
+        </w:rPr>
+        <w:t xml:space="preserve">  </w:t>
+      </w:r>
+      <w:r>
+        <w:rPr>
+          <w:rFonts w:ascii="Arial" w:hAnsi="Arial" w:cs="Arial"/>
+          <w:sz w:val="24"/>
+          <w:szCs w:val="24"/>
+        </w:rPr>
+        <w:t>Tipo</w:t>
+      </w:r>
+      <w:r>
+        <w:rPr>
+          <w:rFonts w:ascii="Arial" w:hAnsi="Arial" w:cs="Arial"/>
+          <w:sz w:val="24"/>
+          <w:szCs w:val="24"/>
+        </w:rPr>
+        <w:tab/>
+      </w:r>
+      <w:r>
+        <w:rPr>
+          <w:rFonts w:ascii="Arial" w:hAnsi="Arial" w:cs="Arial"/>
+          <w:sz w:val="24"/>
+          <w:szCs w:val="24"/>
+        </w:rPr>
+        <w:t xml:space="preserve">         </w:t>
+      </w:r>
+      <w:r>
+        <w:rPr>
+          <w:rFonts w:ascii="Arial" w:hAnsi="Arial" w:cs="Arial"/>
+          <w:sz w:val="24"/>
+          <w:szCs w:val="24"/>
+        </w:rPr>
+        <w:t>Todos (Members)</w:t>
+      </w:r>
+    </w:p>
+    <w:p>
+      <w:pPr>
+        <w:rPr>
+          <w:rFonts w:ascii="Arial" w:hAnsi="Arial" w:cs="Arial"/>
+          <w:sz w:val="24"/>
+          <w:szCs w:val="24"/>
+        </w:rPr>
+      </w:pPr>
+      <w:r>
+        <w:rPr>
+          <w:rFonts w:ascii="Arial" w:hAnsi="Arial" w:cs="Arial"/>
+          <w:sz w:val="24"/>
+          <w:szCs w:val="24"/>
+        </w:rPr>
+        <w:t>Plano de Contas</w:t>
+      </w:r>
+      <w:r>
+        <w:rPr>
+          <w:rFonts w:ascii="Arial" w:hAnsi="Arial" w:cs="Arial"/>
+          <w:sz w:val="24"/>
+          <w:szCs w:val="24"/>
+        </w:rPr>
+        <w:tab/>
+      </w:r>
+      <w:r>
+        <w:rPr>
+          <w:rFonts w:ascii="Arial" w:hAnsi="Arial" w:cs="Arial"/>
+          <w:sz w:val="24"/>
+          <w:szCs w:val="24"/>
+        </w:rPr>
+        <w:t xml:space="preserve">  </w:t>
+      </w:r>
+      <w:r>
+        <w:rPr>
+          <w:rFonts w:ascii="Arial" w:hAnsi="Arial" w:cs="Arial"/>
+          <w:sz w:val="24"/>
+          <w:szCs w:val="24"/>
+        </w:rPr>
+        <w:t>Grupo</w:t>
+      </w:r>
+      <w:r>
+        <w:rPr>
+          <w:rFonts w:ascii="Arial" w:hAnsi="Arial" w:cs="Arial"/>
+          <w:sz w:val="24"/>
+          <w:szCs w:val="24"/>
+        </w:rPr>
+        <w:t xml:space="preserve">        </w:t>
+      </w:r>
+      <w:r>
+        <w:rPr>
+          <w:rFonts w:ascii="Arial" w:hAnsi="Arial" w:cs="Arial"/>
+          <w:sz w:val="24"/>
+          <w:szCs w:val="24"/>
+        </w:rPr>
+        <w:t>Todos (Members)</w:t>
+      </w:r>
+    </w:p>
+    <w:p>
+      <w:pPr>
+        <w:rPr>
+          <w:rFonts w:ascii="Arial" w:hAnsi="Arial" w:cs="Arial"/>
+          <w:sz w:val="24"/>
+          <w:szCs w:val="24"/>
+        </w:rPr>
+      </w:pPr>
+    </w:p>
+    <w:p>
+      <w:pPr>
+        <w:rPr>
+          <w:rFonts w:ascii="Arial" w:hAnsi="Arial" w:cs="Arial"/>
+          <w:sz w:val="24"/>
+          <w:szCs w:val="24"/>
+        </w:rPr>
+      </w:pPr>
+      <w:r>
+        <w:rPr>
+          <w:rFonts w:ascii="Arial" w:hAnsi="Arial" w:cs="Arial"/>
+          <w:sz w:val="24"/>
+          <w:szCs w:val="24"/>
+        </w:rPr>
+        <w:t xml:space="preserve"> </w:t>
+      </w:r>
+      <w:r>
+        <w:rPr>
+          <w:rFonts w:ascii="Arial" w:hAnsi="Arial" w:cs="Arial"/>
+          <w:sz w:val="24"/>
+          <w:szCs w:val="24"/>
+        </w:rPr>
+        <w:t>3</w:t>
+      </w:r>
       <w:r>
         <w:rPr>
           <w:rFonts w:ascii="Arial" w:hAnsi="Arial" w:cs="Arial"/>
@@ -54,15 +431,98 @@
         </w:rPr>
         <w:t>.</w:t>
       </w:r>
-    </w:p>
-    <w:p>
-      <w:pPr>
-        <w:rPr>
-          <w:rFonts w:ascii="Arial" w:hAnsi="Arial" w:cs="Arial"/>
-          <w:sz w:val="24"/>
-          <w:szCs w:val="24"/>
-        </w:rPr>
-      </w:pPr>
+      <w:r>
+        <w:rPr>
+          <w:rFonts w:ascii="Arial" w:hAnsi="Arial" w:cs="Arial"/>
+          <w:sz w:val="24"/>
+          <w:szCs w:val="24"/>
+        </w:rPr>
+        <w:t xml:space="preserve"> Qual o significado do termo “.Members” que acompanha certos componentes na expressão?</w:t>
+      </w:r>
+    </w:p>
+    <w:p>
+      <w:pPr>
+        <w:rPr>
+          <w:rFonts w:ascii="Arial" w:hAnsi="Arial" w:cs="Arial"/>
+          <w:sz w:val="24"/>
+          <w:szCs w:val="24"/>
+        </w:rPr>
+      </w:pPr>
+      <w:r>
+        <w:rPr>
+          <w:rFonts w:ascii="Arial" w:hAnsi="Arial" w:cs="Arial"/>
+          <w:sz w:val="24"/>
+          <w:szCs w:val="24"/>
+        </w:rPr>
+        <w:t xml:space="preserve">Resposta: </w:t>
+      </w:r>
+      <w:r>
+        <w:rPr>
+          <w:rFonts w:ascii="Arial" w:hAnsi="Arial" w:cs="Arial"/>
+          <w:sz w:val="24"/>
+          <w:szCs w:val="24"/>
+        </w:rPr>
+        <w:t>Ele retorna os "membros" de uma hierarquia. Com isso, podemos utilizar uma dimensão na query. Por exemplo: [Centro de Custos.Tipo].[Tipo].Members -&gt; Adquirimos todos os tipos de custo da dimensão Centro de custos.</w:t>
+      </w:r>
+    </w:p>
+    <w:p>
+      <w:pPr>
+        <w:rPr>
+          <w:rFonts w:ascii="Arial" w:hAnsi="Arial" w:cs="Arial"/>
+          <w:sz w:val="24"/>
+          <w:szCs w:val="24"/>
+        </w:rPr>
+      </w:pPr>
+    </w:p>
+    <w:p>
+      <w:pPr>
+        <w:rPr>
+          <w:rFonts w:ascii="Arial" w:hAnsi="Arial" w:cs="Arial"/>
+          <w:sz w:val="24"/>
+          <w:szCs w:val="24"/>
+        </w:rPr>
+      </w:pPr>
+      <w:r>
+        <w:rPr>
+          <w:rFonts w:ascii="Arial" w:hAnsi="Arial" w:cs="Arial"/>
+          <w:sz w:val="24"/>
+          <w:szCs w:val="24"/>
+        </w:rPr>
+        <w:t>4</w:t>
+      </w:r>
+      <w:r>
+        <w:rPr>
+          <w:rFonts w:ascii="Arial" w:hAnsi="Arial" w:cs="Arial"/>
+          <w:sz w:val="24"/>
+          <w:szCs w:val="24"/>
+        </w:rPr>
+        <w:t>.</w:t>
+      </w:r>
+      <w:r>
+        <w:rPr>
+          <w:rFonts w:ascii="Arial" w:hAnsi="Arial" w:cs="Arial"/>
+          <w:sz w:val="24"/>
+          <w:szCs w:val="24"/>
+        </w:rPr>
+        <w:t xml:space="preserve"> Quais medidas fazem parte da expressão? Existe alguma medida calculada?</w:t>
+      </w:r>
+      <w:r>
+        <w:rPr>
+          <w:rFonts w:ascii="Arial" w:hAnsi="Arial" w:cs="Arial"/>
+          <w:sz w:val="24"/>
+          <w:szCs w:val="24"/>
+        </w:rPr>
+        <w:br/>
+        <w:t xml:space="preserve">Resposta: </w:t>
+      </w:r>
+      <w:r>
+        <w:rPr>
+          <w:rFonts w:ascii="Arial" w:hAnsi="Arial" w:cs="Arial"/>
+          <w:sz w:val="24"/>
+          <w:szCs w:val="24"/>
+        </w:rPr>
+        <w:t>Medidas que fazem parte da expressão: [Measures].[Receitas], [Measures].[Despesas]. Não existem medidas sendo calculadas, pois estamos usando apenas as já definidas em Measures</w:t>
+      </w:r>
     </w:p>
     <w:p>
       <w:pPr>
@@ -104,151 +564,202 @@
           <w:sz w:val="24"/>
           <w:szCs w:val="24"/>
         </w:rPr>
+        <w:t>Resposta: Member [Measures].[Resultado] as ([Measures].[Receitas] - [Measures].[Despesas])</w:t>
+      </w:r>
+    </w:p>
+    <w:p>
+      <w:pPr>
+        <w:rPr>
+          <w:rFonts w:ascii="Arial" w:hAnsi="Arial" w:cs="Arial"/>
+          <w:sz w:val="24"/>
+          <w:szCs w:val="24"/>
+        </w:rPr>
+      </w:pPr>
+    </w:p>
+    <w:p>
+      <w:pPr>
+        <w:rPr>
+          <w:rFonts w:ascii="Arial" w:hAnsi="Arial" w:cs="Arial"/>
+          <w:sz w:val="24"/>
+          <w:szCs w:val="24"/>
+        </w:rPr>
+      </w:pPr>
+      <w:r>
+        <w:rPr>
+          <w:rFonts w:ascii="Arial" w:hAnsi="Arial" w:cs="Arial"/>
+          <w:sz w:val="24"/>
+          <w:szCs w:val="24"/>
+        </w:rPr>
+        <w:t xml:space="preserve">6. </w:t>
+      </w:r>
+      <w:r>
+        <w:rPr>
+          <w:rFonts w:ascii="Arial" w:hAnsi="Arial" w:cs="Arial"/>
+          <w:sz w:val="24"/>
+          <w:szCs w:val="24"/>
+        </w:rPr>
+        <w:t>Qual o papel da propriedade NON EMPTY?</w:t>
+      </w:r>
+    </w:p>
+    <w:p>
+      <w:pPr>
+        <w:rPr>
+          <w:rFonts w:ascii="Arial" w:hAnsi="Arial" w:cs="Arial"/>
+          <w:sz w:val="24"/>
+          <w:szCs w:val="24"/>
+        </w:rPr>
+      </w:pPr>
+      <w:r>
+        <w:rPr>
+          <w:rFonts w:ascii="Arial" w:hAnsi="Arial" w:cs="Arial"/>
+          <w:sz w:val="24"/>
+          <w:szCs w:val="24"/>
+        </w:rPr>
+        <w:t>Resposta: S</w:t>
+      </w:r>
+      <w:r>
+        <w:rPr>
+          <w:rFonts w:ascii="Arial" w:hAnsi="Arial" w:cs="Arial"/>
+          <w:sz w:val="24"/>
+          <w:szCs w:val="24"/>
+        </w:rPr>
+        <w:t>erve para n</w:t>
+      </w:r>
+      <w:r>
+        <w:rPr>
+          <w:rFonts w:ascii="Arial" w:hAnsi="Arial" w:cs="Arial"/>
+          <w:sz w:val="24"/>
+          <w:szCs w:val="24"/>
+        </w:rPr>
+        <w:t>ã</w:t>
+      </w:r>
+      <w:r>
+        <w:rPr>
+          <w:rFonts w:ascii="Arial" w:hAnsi="Arial" w:cs="Arial"/>
+          <w:sz w:val="24"/>
+          <w:szCs w:val="24"/>
+        </w:rPr>
+        <w:t>o retornar colunas ou linhas com campos vazios na consulta</w:t>
+      </w:r>
+    </w:p>
+    <w:p>
+      <w:pPr>
+        <w:rPr>
+          <w:rFonts w:ascii="Arial" w:hAnsi="Arial" w:cs="Arial"/>
+          <w:sz w:val="24"/>
+          <w:szCs w:val="24"/>
+        </w:rPr>
+      </w:pPr>
+    </w:p>
+    <w:p>
+      <w:pPr>
+        <w:rPr>
+          <w:rFonts w:ascii="Arial" w:hAnsi="Arial" w:cs="Arial"/>
+          <w:sz w:val="24"/>
+          <w:szCs w:val="24"/>
+        </w:rPr>
+      </w:pPr>
+      <w:r>
+        <w:rPr>
+          <w:rFonts w:ascii="Arial" w:hAnsi="Arial" w:cs="Arial"/>
+          <w:sz w:val="24"/>
+          <w:szCs w:val="24"/>
+        </w:rPr>
+        <w:lastRenderedPageBreak/>
+        <w:t xml:space="preserve">7. </w:t>
+      </w:r>
+      <w:r>
+        <w:rPr>
+          <w:rFonts w:ascii="Arial" w:hAnsi="Arial" w:cs="Arial"/>
+          <w:sz w:val="24"/>
+          <w:szCs w:val="24"/>
+        </w:rPr>
+        <w:t>O que deve ser declarado na cláusula FROM?</w:t>
+      </w:r>
+    </w:p>
+    <w:p>
+      <w:pPr>
+        <w:rPr>
+          <w:rFonts w:ascii="Arial" w:hAnsi="Arial" w:cs="Arial"/>
+          <w:sz w:val="24"/>
+          <w:szCs w:val="24"/>
+        </w:rPr>
+      </w:pPr>
+      <w:r>
+        <w:rPr>
+          <w:rFonts w:ascii="Arial" w:hAnsi="Arial" w:cs="Arial"/>
+          <w:sz w:val="24"/>
+          <w:szCs w:val="24"/>
+        </w:rPr>
+        <w:t>Resposta: D</w:t>
+      </w:r>
+      <w:r>
+        <w:rPr>
+          <w:rFonts w:ascii="Arial" w:hAnsi="Arial" w:cs="Arial"/>
+          <w:sz w:val="24"/>
+          <w:szCs w:val="24"/>
+        </w:rPr>
+        <w:t>eve ser declarado o cubo de onde os dados v</w:t>
+      </w:r>
+      <w:r>
+        <w:rPr>
+          <w:rFonts w:ascii="Arial" w:hAnsi="Arial" w:cs="Arial"/>
+          <w:sz w:val="24"/>
+          <w:szCs w:val="24"/>
+        </w:rPr>
+        <w:t>ã</w:t>
+      </w:r>
+      <w:r>
+        <w:rPr>
+          <w:rFonts w:ascii="Arial" w:hAnsi="Arial" w:cs="Arial"/>
+          <w:sz w:val="24"/>
+          <w:szCs w:val="24"/>
+        </w:rPr>
+        <w:t>o ser consultados</w:t>
+      </w:r>
+    </w:p>
+    <w:p>
+      <w:pPr>
+        <w:rPr>
+          <w:rFonts w:ascii="Arial" w:hAnsi="Arial" w:cs="Arial"/>
+          <w:sz w:val="24"/>
+          <w:szCs w:val="24"/>
+        </w:rPr>
+      </w:pPr>
+    </w:p>
+    <w:p>
+      <w:pPr>
+        <w:rPr>
+          <w:rFonts w:ascii="Arial" w:hAnsi="Arial" w:cs="Arial"/>
+          <w:sz w:val="24"/>
+          <w:szCs w:val="24"/>
+        </w:rPr>
+      </w:pPr>
+      <w:r>
+        <w:rPr>
+          <w:rFonts w:ascii="Arial" w:hAnsi="Arial" w:cs="Arial"/>
+          <w:sz w:val="24"/>
+          <w:szCs w:val="24"/>
+        </w:rPr>
+        <w:t xml:space="preserve">8. Descreva tecnicamente o comportamento de cada SET Member presente na expressão. </w:t>
+      </w:r>
+    </w:p>
+    <w:p>
+      <w:pPr>
+        <w:rPr>
+          <w:rFonts w:ascii="Arial" w:hAnsi="Arial" w:cs="Arial"/>
+          <w:sz w:val="24"/>
+          <w:szCs w:val="24"/>
+        </w:rPr>
+      </w:pPr>
+      <w:r>
+        <w:rPr>
+          <w:rFonts w:ascii="Arial" w:hAnsi="Arial" w:cs="Arial"/>
+          <w:sz w:val="24"/>
+          <w:szCs w:val="24"/>
+        </w:rPr>
         <w:t xml:space="preserve">Resposta: </w:t>
       </w:r>
-      <w:proofErr w:type="spellStart"/>
-      <w:r>
-        <w:rPr>
-          <w:rFonts w:ascii="Arial" w:hAnsi="Arial" w:cs="Arial"/>
-          <w:sz w:val="24"/>
-          <w:szCs w:val="24"/>
-        </w:rPr>
-        <w:t>Member</w:t>
-      </w:r>
-      <w:proofErr w:type="spellEnd"/>
-      <w:r>
-        <w:rPr>
-          <w:rFonts w:ascii="Arial" w:hAnsi="Arial" w:cs="Arial"/>
-          <w:sz w:val="24"/>
-          <w:szCs w:val="24"/>
-        </w:rPr>
-        <w:t xml:space="preserve"> [</w:t>
-      </w:r>
-      <w:proofErr w:type="spellStart"/>
-      <w:r>
-        <w:rPr>
-          <w:rFonts w:ascii="Arial" w:hAnsi="Arial" w:cs="Arial"/>
-          <w:sz w:val="24"/>
-          <w:szCs w:val="24"/>
-        </w:rPr>
-        <w:t>Measures</w:t>
-      </w:r>
-      <w:proofErr w:type="spellEnd"/>
-      <w:proofErr w:type="gramStart"/>
-      <w:r>
-        <w:rPr>
-          <w:rFonts w:ascii="Arial" w:hAnsi="Arial" w:cs="Arial"/>
-          <w:sz w:val="24"/>
-          <w:szCs w:val="24"/>
-        </w:rPr>
-        <w:t>].[</w:t>
-      </w:r>
-      <w:proofErr w:type="gramEnd"/>
-      <w:r>
-        <w:rPr>
-          <w:rFonts w:ascii="Arial" w:hAnsi="Arial" w:cs="Arial"/>
-          <w:sz w:val="24"/>
-          <w:szCs w:val="24"/>
-        </w:rPr>
-        <w:t>Resultado] as ([</w:t>
-      </w:r>
-      <w:proofErr w:type="spellStart"/>
-      <w:r>
-        <w:rPr>
-          <w:rFonts w:ascii="Arial" w:hAnsi="Arial" w:cs="Arial"/>
-          <w:sz w:val="24"/>
-          <w:szCs w:val="24"/>
-        </w:rPr>
-        <w:t>Measures</w:t>
-      </w:r>
-      <w:proofErr w:type="spellEnd"/>
-      <w:r>
-        <w:rPr>
-          <w:rFonts w:ascii="Arial" w:hAnsi="Arial" w:cs="Arial"/>
-          <w:sz w:val="24"/>
-          <w:szCs w:val="24"/>
-        </w:rPr>
-        <w:t>].[Receitas] - [</w:t>
-      </w:r>
-      <w:proofErr w:type="spellStart"/>
-      <w:r>
-        <w:rPr>
-          <w:rFonts w:ascii="Arial" w:hAnsi="Arial" w:cs="Arial"/>
-          <w:sz w:val="24"/>
-          <w:szCs w:val="24"/>
-        </w:rPr>
-        <w:t>Measures</w:t>
-      </w:r>
-      <w:proofErr w:type="spellEnd"/>
-      <w:r>
-        <w:rPr>
-          <w:rFonts w:ascii="Arial" w:hAnsi="Arial" w:cs="Arial"/>
-          <w:sz w:val="24"/>
-          <w:szCs w:val="24"/>
-        </w:rPr>
-        <w:t>].[Despesas])</w:t>
-      </w:r>
-    </w:p>
-    <w:p>
-      <w:pPr>
-        <w:rPr>
-          <w:rFonts w:ascii="Arial" w:hAnsi="Arial" w:cs="Arial"/>
-          <w:sz w:val="24"/>
-          <w:szCs w:val="24"/>
-        </w:rPr>
-      </w:pPr>
-    </w:p>
-    <w:p>
-      <w:pPr>
-        <w:rPr>
-          <w:rFonts w:ascii="Arial" w:hAnsi="Arial" w:cs="Arial"/>
-          <w:sz w:val="24"/>
-          <w:szCs w:val="24"/>
-        </w:rPr>
-      </w:pPr>
-      <w:r>
-        <w:rPr>
-          <w:rFonts w:ascii="Arial" w:hAnsi="Arial" w:cs="Arial"/>
-          <w:sz w:val="24"/>
-          <w:szCs w:val="24"/>
-        </w:rPr>
-        <w:t xml:space="preserve">8. Descreva tecnicamente o comportamento de cada SET </w:t>
-      </w:r>
-      <w:proofErr w:type="spellStart"/>
-      <w:r>
-        <w:rPr>
-          <w:rFonts w:ascii="Arial" w:hAnsi="Arial" w:cs="Arial"/>
-          <w:sz w:val="24"/>
-          <w:szCs w:val="24"/>
-        </w:rPr>
-        <w:t>Member</w:t>
-      </w:r>
-      <w:proofErr w:type="spellEnd"/>
-      <w:r>
-        <w:rPr>
-          <w:rFonts w:ascii="Arial" w:hAnsi="Arial" w:cs="Arial"/>
-          <w:sz w:val="24"/>
-          <w:szCs w:val="24"/>
-        </w:rPr>
-        <w:t xml:space="preserve"> presente na expressão. </w:t>
-      </w:r>
-    </w:p>
-    <w:p>
-      <w:pPr>
-        <w:rPr>
-          <w:rFonts w:ascii="Arial" w:hAnsi="Arial" w:cs="Arial"/>
-          <w:sz w:val="24"/>
-          <w:szCs w:val="24"/>
-        </w:rPr>
-      </w:pPr>
-      <w:r>
-        <w:rPr>
-          <w:rFonts w:ascii="Arial" w:hAnsi="Arial" w:cs="Arial"/>
-          <w:sz w:val="24"/>
-          <w:szCs w:val="24"/>
-        </w:rPr>
-        <w:t xml:space="preserve">Resposta: </w:t>
-      </w:r>
     </w:p>
     <w:p>
       <w:pPr>
@@ -299,6 +810,74 @@
           <w:szCs w:val="24"/>
         </w:rPr>
         <w:t>SET 1 - Define o grupo de plano de contas para todos os membros na ROW.</w:t>
+      </w:r>
+    </w:p>
+    <w:p>
+      <w:pPr>
+        <w:rPr>
+          <w:rFonts w:ascii="Arial" w:hAnsi="Arial" w:cs="Arial"/>
+          <w:sz w:val="24"/>
+          <w:szCs w:val="24"/>
+        </w:rPr>
+      </w:pPr>
+    </w:p>
+    <w:p>
+      <w:pPr>
+        <w:rPr>
+          <w:rFonts w:ascii="Arial" w:hAnsi="Arial" w:cs="Arial"/>
+          <w:sz w:val="24"/>
+          <w:szCs w:val="24"/>
+        </w:rPr>
+      </w:pPr>
+    </w:p>
+    <w:p>
+      <w:pPr>
+        <w:rPr>
+          <w:rFonts w:ascii="Arial" w:hAnsi="Arial" w:cs="Arial"/>
+          <w:sz w:val="24"/>
+          <w:szCs w:val="24"/>
+        </w:rPr>
+      </w:pPr>
+      <w:r>
+        <w:rPr>
+          <w:rFonts w:ascii="Arial" w:hAnsi="Arial" w:cs="Arial"/>
+          <w:sz w:val="24"/>
+          <w:szCs w:val="24"/>
+        </w:rPr>
+        <w:t xml:space="preserve">9. </w:t>
+      </w:r>
+      <w:r>
+        <w:rPr>
+          <w:rFonts w:ascii="Arial" w:hAnsi="Arial" w:cs="Arial"/>
+          <w:sz w:val="24"/>
+          <w:szCs w:val="24"/>
+        </w:rPr>
+        <w:t>O que faz a função CrossJoin?</w:t>
+      </w:r>
+    </w:p>
+    <w:p>
+      <w:pPr>
+        <w:rPr>
+          <w:rFonts w:ascii="Arial" w:hAnsi="Arial" w:cs="Arial"/>
+          <w:sz w:val="24"/>
+          <w:szCs w:val="24"/>
+        </w:rPr>
+      </w:pPr>
+      <w:r>
+        <w:rPr>
+          <w:rFonts w:ascii="Arial" w:hAnsi="Arial" w:cs="Arial"/>
+          <w:sz w:val="24"/>
+          <w:szCs w:val="24"/>
+        </w:rPr>
+        <w:t>Resposta: O</w:t>
+      </w:r>
+      <w:r>
+        <w:rPr>
+          <w:rFonts w:ascii="Arial" w:hAnsi="Arial" w:cs="Arial"/>
+          <w:sz w:val="24"/>
+          <w:szCs w:val="24"/>
+        </w:rPr>
+        <w:t xml:space="preserve"> crossjoin serve para combinar cubos de dados, assim fazendo algo parecido com um plano cartesiano.</w:t>
       </w:r>
     </w:p>
     <w:p>
@@ -352,6 +931,103 @@
     </w:sectPr>
   </w:body>
 </w:document>
+</file>
+
+<file path=word/numbering.xml><?xml version="1.0" encoding="utf-8"?>
+<w:numbering xmlns:wpc="http://schemas.microsoft.com/office/word/2010/wordprocessingCanvas" xmlns:cx="http://schemas.microsoft.com/office/drawing/2014/chartex" xmlns:cx1="http://schemas.microsoft.com/office/drawing/2015/9/8/chartex" xmlns:cx2="http://schemas.microsoft.com/office/drawing/2015/10/21/chartex" xmlns:cx3="http://schemas.microsoft.com/office/drawing/2016/5/9/chartex" xmlns:cx4="http://schemas.microsoft.com/office/drawing/2016/5/10/chartex" xmlns:cx5="http://schemas.microsoft.com/office/drawing/2016/5/11/chartex" xmlns:cx6="http://schemas.microsoft.com/office/drawing/2016/5/12/chartex" xmlns:cx7="http://schemas.microsoft.com/office/drawing/2016/5/13/chartex" xmlns:cx8="http://schemas.microsoft.com/office/drawing/2016/5/14/chartex" xmlns:mc="http://schemas.openxmlformats.org/markup-compatibility/2006" xmlns:aink="http://schemas.microsoft.com/office/drawing/2016/ink" xmlns:am3d="http://schemas.microsoft.com/office/drawing/2017/model3d" xmlns:o="urn:schemas-microsoft-com:office:office" xmlns:r="http://schemas.openxmlformats.org/officeDocument/2006/relationships" xmlns:m="http://schemas.openxmlformats.org/officeDocument/2006/math" xmlns:v="urn:schemas-microsoft-com:vml" xmlns:wp14="http://schemas.microsoft.com/office/word/2010/wordprocessingDrawing" xmlns:wp="http://schemas.openxmlformats.org/drawingml/2006/wordprocessingDrawing" xmlns:w10="urn:schemas-microsoft-com:office:word" xmlns:w="http://schemas.openxmlformats.org/wordprocessingml/2006/main" xmlns:w14="http://schemas.microsoft.com/office/word/2010/wordml" xmlns:w15="http://schemas.microsoft.com/office/word/2012/wordml" xmlns:w16cex="http://schemas.microsoft.com/office/word/2018/wordml/cex" xmlns:w16cid="http://schemas.microsoft.com/office/word/2016/wordml/cid" xmlns:w16="http://schemas.microsoft.com/office/word/2018/wordml" xmlns:w16sdtdh="http://schemas.microsoft.com/office/word/2020/wordml/sdtdatahash" xmlns:w16se="http://schemas.microsoft.com/office/word/2015/wordml/symex" xmlns:wpg="http://schemas.microsoft.com/office/word/2010/wordprocessingGroup" xmlns:wpi="http://schemas.microsoft.com/office/word/2010/wordprocessingInk" xmlns:wne="http://schemas.microsoft.com/office/word/2006/wordml" xmlns:wps="http://schemas.microsoft.com/office/word/2010/wordprocessingShape" mc:Ignorable="w14 w15 w16se w16cid w16 w16cex w16sdtdh wp14">
+  <w:abstractNum w:abstractNumId="0" w15:restartNumberingAfterBreak="0">
+    <w:nsid w:val="648E5F81"/>
+    <w:multiLevelType w:val="hybridMultilevel"/>
+    <w:tmpl w:val="BA5A962C"/>
+    <w:lvl w:ilvl="0" w:tplc="0416000F">
+      <w:start w:val="1"/>
+      <w:numFmt w:val="decimal"/>
+      <w:lvlText w:val="%1."/>
+      <w:lvlJc w:val="left"/>
+      <w:pPr>
+        <w:ind w:left="720" w:hanging="360"/>
+      </w:pPr>
+      <w:rPr>
+        <w:rFonts w:hint="default"/>
+      </w:rPr>
+    </w:lvl>
+    <w:lvl w:ilvl="1" w:tplc="04160019" w:tentative="1">
+      <w:start w:val="1"/>
+      <w:numFmt w:val="lowerLetter"/>
+      <w:lvlText w:val="%2."/>
+      <w:lvlJc w:val="left"/>
+      <w:pPr>
+        <w:ind w:left="1440" w:hanging="360"/>
+      </w:pPr>
+    </w:lvl>
+    <w:lvl w:ilvl="2" w:tplc="0416001B" w:tentative="1">
+      <w:start w:val="1"/>
+      <w:numFmt w:val="lowerRoman"/>
+      <w:lvlText w:val="%3."/>
+      <w:lvlJc w:val="right"/>
+      <w:pPr>
+        <w:ind w:left="2160" w:hanging="180"/>
+      </w:pPr>
+    </w:lvl>
+    <w:lvl w:ilvl="3" w:tplc="0416000F" w:tentative="1">
+      <w:start w:val="1"/>
+      <w:numFmt w:val="decimal"/>
+      <w:lvlText w:val="%4."/>
+      <w:lvlJc w:val="left"/>
+      <w:pPr>
+        <w:ind w:left="2880" w:hanging="360"/>
+      </w:pPr>
+    </w:lvl>
+    <w:lvl w:ilvl="4" w:tplc="04160019" w:tentative="1">
+      <w:start w:val="1"/>
+      <w:numFmt w:val="lowerLetter"/>
+      <w:lvlText w:val="%5."/>
+      <w:lvlJc w:val="left"/>
+      <w:pPr>
+        <w:ind w:left="3600" w:hanging="360"/>
+      </w:pPr>
+    </w:lvl>
+    <w:lvl w:ilvl="5" w:tplc="0416001B" w:tentative="1">
+      <w:start w:val="1"/>
+      <w:numFmt w:val="lowerRoman"/>
+      <w:lvlText w:val="%6."/>
+      <w:lvlJc w:val="right"/>
+      <w:pPr>
+        <w:ind w:left="4320" w:hanging="180"/>
+      </w:pPr>
+    </w:lvl>
+    <w:lvl w:ilvl="6" w:tplc="0416000F" w:tentative="1">
+      <w:start w:val="1"/>
+      <w:numFmt w:val="decimal"/>
+      <w:lvlText w:val="%7."/>
+      <w:lvlJc w:val="left"/>
+      <w:pPr>
+        <w:ind w:left="5040" w:hanging="360"/>
+      </w:pPr>
+    </w:lvl>
+    <w:lvl w:ilvl="7" w:tplc="04160019" w:tentative="1">
+      <w:start w:val="1"/>
+      <w:numFmt w:val="lowerLetter"/>
+      <w:lvlText w:val="%8."/>
+      <w:lvlJc w:val="left"/>
+      <w:pPr>
+        <w:ind w:left="5760" w:hanging="360"/>
+      </w:pPr>
+    </w:lvl>
+    <w:lvl w:ilvl="8" w:tplc="0416001B" w:tentative="1">
+      <w:start w:val="1"/>
+      <w:numFmt w:val="lowerRoman"/>
+      <w:lvlText w:val="%9."/>
+      <w:lvlJc w:val="right"/>
+      <w:pPr>
+        <w:ind w:left="6480" w:hanging="180"/>
+      </w:pPr>
+    </w:lvl>
+  </w:abstractNum>
+  <w:num w:numId="1">
+    <w:abstractNumId w:val="0"/>
+  </w:num>
+</w:numbering>
 </file>
 
 <file path=word/styles.xml><?xml version="1.0" encoding="utf-8"?>
@@ -780,6 +1456,17 @@
     <w:semiHidden/>
     <w:unhideWhenUsed/>
   </w:style>
+  <w:style w:type="paragraph" w:styleId="PargrafodaLista">
+    <w:name w:val="List Paragraph"/>
+    <w:basedOn w:val="Normal"/>
+    <w:uiPriority w:val="34"/>
+    <w:qFormat/>
+    <w:rsid w:val="00320710"/>
+    <w:pPr>
+      <w:ind w:left="720"/>
+      <w:contextualSpacing/>
+    </w:pPr>
+  </w:style>
 </w:styles>
 </file>
 
